--- a/docs/CONGO_VOICE_AI_OS_Requirement_Traceability.docx
+++ b/docs/CONGO_VOICE_AI_OS_Requirement_Traceability.docx
@@ -19276,7 +19276,7 @@
                 <w:sz w:val="15"/>
                 <w:szCs w:val="15"/>
               </w:rPr>
-              <w:t xml:space="preserve">src/server/ai/protocols/registry.ts</w:t>
+              <w:t xml:space="preserve">src/server/ai/review/board.ts · src/app/(app)/admin/comite · tests/review-board.test.ts</w:t>
             </w:r>
           </w:p>
         </w:tc>
@@ -19307,7 +19307,7 @@
                 <w:sz w:val="16"/>
                 <w:szCs w:val="16"/>
               </w:rPr>
-              <w:t xml:space="preserve">The approval mechanism is built and every version records its approver. Constituting the clinical review board is a governance act; until then every protocol carries "En attente du Comité de Revue Clinique".</w:t>
+              <w:t xml:space="preserve">Seats, quorum by composition, sign-offs bound to a content digest, no self-approval, expiry on the review cadence, and one member able to suspend alone. Without a current sign-off the platform escalates and refers but does not assess. Seating the three members of the Comité de Revue Clinique is a governance act, not code.</w:t>
             </w:r>
           </w:p>
         </w:tc>
@@ -19438,7 +19438,7 @@
                 <w:sz w:val="15"/>
                 <w:szCs w:val="15"/>
               </w:rPr>
-              <w:t xml:space="preserve">src/server/ai/knowledge</w:t>
+              <w:t xml:space="preserve">src/server/ai/review/board.ts (BOARDS) · src/app/(app)/admin/comite</w:t>
             </w:r>
           </w:p>
         </w:tc>
@@ -19469,7 +19469,7 @@
                 <w:sz w:val="16"/>
                 <w:szCs w:val="16"/>
               </w:rPr>
-              <w:t xml:space="preserve">The approval mechanism exists for every knowledge document. Constituting agronomy and pedagogy panels is governance work.</w:t>
+              <w:t xml:space="preserve">The agronomy and pedagogy panels run on the same machinery as the clinical board, with their own seats and quorum. Appointing their members is governance work.</w:t>
             </w:r>
           </w:p>
         </w:tc>
@@ -37684,7 +37684,7 @@
                 <w:sz w:val="15"/>
                 <w:szCs w:val="15"/>
               </w:rPr>
-              <w:t xml:space="preserve">infra/main.tf · infra/environments · Dockerfile</w:t>
+              <w:t xml:space="preserve">infra/main.tf · infra/environments · docs/GO_LIVE.md</w:t>
             </w:r>
           </w:p>
         </w:tc>
@@ -37715,7 +37715,7 @@
                 <w:sz w:val="16"/>
                 <w:szCs w:val="16"/>
               </w:rPr>
-              <w:t xml:space="preserve">Environments are declared as Terraform in this repository, with a container image that runs the same way in each.</w:t>
+              <w:t xml:space="preserve">Environments, the database, the bucket, the secrets, the scheduler and the custom domain mapping are declared as Terraform, with an ordered runbook and a preflight check against the deployed origin.</w:t>
             </w:r>
           </w:p>
         </w:tc>

--- a/docs/CONGO_VOICE_AI_OS_Requirement_Traceability.docx
+++ b/docs/CONGO_VOICE_AI_OS_Requirement_Traceability.docx
@@ -37846,7 +37846,7 @@
                 <w:sz w:val="15"/>
                 <w:szCs w:val="15"/>
               </w:rPr>
-              <w:t xml:space="preserve">.github/workflows/ci.yml · .github/workflows/smoke.yml</w:t>
+              <w:t xml:space="preserve">.github/workflows/ci.yml · .github/workflows/smoke.yml · scripts/preflight.mjs</w:t>
             </w:r>
           </w:p>
         </w:tc>
@@ -37877,7 +37877,7 @@
                 <w:sz w:val="16"/>
                 <w:szCs w:val="16"/>
               </w:rPr>
-              <w:t xml:space="preserve">—</w:t>
+              <w:t xml:space="preserve">A green build gates a merge; a deployed origin is checked before traffic reaches it — readiness, the origin it serves against the origin it believes in, headers, and that no private endpoint answers anonymously.</w:t>
             </w:r>
           </w:p>
         </w:tc>

--- a/docs/CONGO_VOICE_AI_OS_Requirement_Traceability.docx
+++ b/docs/CONGO_VOICE_AI_OS_Requirement_Traceability.docx
@@ -31826,7 +31826,7 @@
                 <w:sz w:val="15"/>
                 <w:szCs w:val="15"/>
               </w:rPr>
-              <w:t xml:space="preserve">src/server/core/crypto.ts · src/server/core/phone.ts · tests/security.test.ts</w:t>
+              <w:t xml:space="preserve">src/server/core/crypto.ts · src/server/core/residency.ts · tests/security.test.ts</w:t>
             </w:r>
           </w:p>
         </w:tc>
@@ -31857,7 +31857,7 @@
                 <w:sz w:val="16"/>
                 <w:szCs w:val="16"/>
               </w:rPr>
-              <w:t xml:space="preserve">AES-256-GCM with per-purpose derived keys over second-factor seeds, stored media and phone numbers, with a keyed blind index so an encrypted number is still findable. Customer-managed keys and service-to-service mutual TLS are configured at the platform that hosts this.</w:t>
+              <w:t xml:space="preserve">AES-256-GCM with per-purpose derived keys over second-factor seeds, stored media and phone numbers, a keyed blind index so an encrypted number is still findable, and a declared list of jurisdictions outside which no destination is ever registered. Customer-managed keys and mutual TLS are configured at the platform that hosts this.</w:t>
             </w:r>
           </w:p>
         </w:tc>
